--- a/assets/Course_material/EEE4773/EEE4773 Final Report.docx
+++ b/assets/Course_material/EEE4773/EEE4773 Final Report.docx
@@ -518,7 +518,6 @@
           <w:id w:val="269207560"/>
           <w:citation/>
         </w:sdtPr>
-        <w:sdtEndPr/>
         <w:sdtContent>
           <w:r>
             <w:fldChar w:fldCharType="begin"/>
@@ -551,7 +550,6 @@
           <w:id w:val="-408003200"/>
           <w:citation/>
         </w:sdtPr>
-        <w:sdtEndPr/>
         <w:sdtContent>
           <w:r>
             <w:fldChar w:fldCharType="begin"/>
@@ -587,7 +585,6 @@
           <w:id w:val="244009168"/>
           <w:citation/>
         </w:sdtPr>
-        <w:sdtEndPr/>
         <w:sdtContent>
           <w:r>
             <w:fldChar w:fldCharType="begin"/>
@@ -626,7 +623,6 @@
           <w:id w:val="-2145877567"/>
           <w:citation/>
         </w:sdtPr>
-        <w:sdtEndPr/>
         <w:sdtContent>
           <w:r>
             <w:fldChar w:fldCharType="begin"/>
@@ -695,7 +691,6 @@
           <w:id w:val="2005464759"/>
           <w:citation/>
         </w:sdtPr>
-        <w:sdtEndPr/>
         <w:sdtContent>
           <w:r>
             <w:fldChar w:fldCharType="begin"/>
@@ -731,7 +726,6 @@
           <w:id w:val="1210222886"/>
           <w:citation/>
         </w:sdtPr>
-        <w:sdtEndPr/>
         <w:sdtContent>
           <w:r>
             <w:fldChar w:fldCharType="begin"/>
@@ -772,7 +766,6 @@
           <w:id w:val="-1146737827"/>
           <w:citation/>
         </w:sdtPr>
-        <w:sdtEndPr/>
         <w:sdtContent>
           <w:r>
             <w:fldChar w:fldCharType="begin"/>
@@ -813,7 +806,6 @@
           <w:id w:val="1359087643"/>
           <w:citation/>
         </w:sdtPr>
-        <w:sdtEndPr/>
         <w:sdtContent>
           <w:r>
             <w:fldChar w:fldCharType="begin"/>
@@ -862,7 +854,6 @@
           <w:id w:val="-1426496205"/>
           <w:citation/>
         </w:sdtPr>
-        <w:sdtEndPr/>
         <w:sdtContent>
           <w:r>
             <w:fldChar w:fldCharType="begin"/>
@@ -952,7 +943,6 @@
           <w:id w:val="1989975335"/>
           <w:citation/>
         </w:sdtPr>
-        <w:sdtEndPr/>
         <w:sdtContent>
           <w:r>
             <w:fldChar w:fldCharType="begin"/>
@@ -1074,7 +1064,6 @@
         <w:sdtPr>
           <w:id w:val="-2078045132"/>
         </w:sdtPr>
-        <w:sdtEndPr/>
         <w:sdtContent/>
       </w:sdt>
       <w:r>
@@ -1117,7 +1106,6 @@
           <w:id w:val="1136463934"/>
           <w:citation/>
         </w:sdtPr>
-        <w:sdtEndPr/>
         <w:sdtContent>
           <w:r>
             <w:fldChar w:fldCharType="begin"/>
@@ -1150,7 +1138,6 @@
           <w:id w:val="-13302747"/>
           <w:citation/>
         </w:sdtPr>
-        <w:sdtEndPr/>
         <w:sdtContent>
           <w:r>
             <w:fldChar w:fldCharType="begin"/>
@@ -1206,7 +1193,6 @@
           </w:placeholder>
           <w:citation/>
         </w:sdtPr>
-        <w:sdtEndPr/>
         <w:sdtContent>
           <w:r>
             <w:fldChar w:fldCharType="begin"/>
@@ -1461,7 +1447,6 @@
           <w:id w:val="-1365982598"/>
           <w:citation/>
         </w:sdtPr>
-        <w:sdtEndPr/>
         <w:sdtContent>
           <w:r>
             <w:fldChar w:fldCharType="begin"/>
@@ -1617,7 +1602,6 @@
           <w:id w:val="1493677284"/>
           <w:citation/>
         </w:sdtPr>
-        <w:sdtEndPr/>
         <w:sdtContent>
           <w:r>
             <w:fldChar w:fldCharType="begin"/>
@@ -1857,7 +1841,6 @@
           <w:id w:val="-471290840"/>
           <w:citation/>
         </w:sdtPr>
-        <w:sdtEndPr/>
         <w:sdtContent>
           <w:r>
             <w:fldChar w:fldCharType="begin"/>
@@ -2425,7 +2408,6 @@
           <w:id w:val="-976067673"/>
           <w:citation/>
         </w:sdtPr>
-        <w:sdtEndPr/>
         <w:sdtContent>
           <w:r>
             <w:rPr>
@@ -2650,7 +2632,6 @@
           <w:docPartUnique/>
         </w:docPartObj>
       </w:sdtPr>
-      <w:sdtEndPr/>
       <w:sdtContent>
         <w:p>
           <w:pPr>
@@ -2666,7 +2647,6 @@
             <w:id w:val="-573587230"/>
             <w:bibliography/>
           </w:sdtPr>
-          <w:sdtEndPr/>
           <w:sdtContent>
             <w:p>
               <w:pPr>
@@ -6055,6 +6035,7 @@
   </w:compat>
   <w:rsids>
     <w:rsidRoot w:val="00FC6CBB"/>
+    <w:rsid w:val="000B0124"/>
     <w:rsid w:val="00386B86"/>
     <w:rsid w:val="00670195"/>
     <w:rsid w:val="00CA32B8"/>
@@ -6781,259 +6762,6 @@
 </file>
 
 <file path=customXml/item1.xml><?xml version="1.0" encoding="utf-8"?>
-<ct:contentTypeSchema xmlns:ct="http://schemas.microsoft.com/office/2006/metadata/contentType" xmlns:ma="http://schemas.microsoft.com/office/2006/metadata/properties/metaAttributes" ct:_="" ma:_="" ma:contentTypeName="Document" ma:contentTypeID="0x0101003472F504C277E84686737AC98AD0BEDB" ma:contentTypeVersion="18" ma:contentTypeDescription="Create a new document." ma:contentTypeScope="" ma:versionID="c1947d7723aaf65d5f6310f0e7c96ff3">
-  <xsd:schema xmlns:xsd="http://www.w3.org/2001/XMLSchema" xmlns:xs="http://www.w3.org/2001/XMLSchema" xmlns:p="http://schemas.microsoft.com/office/2006/metadata/properties" xmlns:ns3="761e1bb6-b28c-4e0b-a892-78c899116799" xmlns:ns4="a809482f-1366-4629-a263-bdb79fbb0e7e" targetNamespace="http://schemas.microsoft.com/office/2006/metadata/properties" ma:root="true" ma:fieldsID="ffcb46b6cf754ac9b817c79d10b5bfe8" ns3:_="" ns4:_="">
-    <xsd:import namespace="761e1bb6-b28c-4e0b-a892-78c899116799"/>
-    <xsd:import namespace="a809482f-1366-4629-a263-bdb79fbb0e7e"/>
-    <xsd:element name="properties">
-      <xsd:complexType>
-        <xsd:sequence>
-          <xsd:element name="documentManagement">
-            <xsd:complexType>
-              <xsd:all>
-                <xsd:element ref="ns3:MediaServiceMetadata" minOccurs="0"/>
-                <xsd:element ref="ns3:MediaServiceFastMetadata" minOccurs="0"/>
-                <xsd:element ref="ns3:MediaServiceAutoKeyPoints" minOccurs="0"/>
-                <xsd:element ref="ns3:MediaServiceKeyPoints" minOccurs="0"/>
-                <xsd:element ref="ns3:MediaServiceDateTaken" minOccurs="0"/>
-                <xsd:element ref="ns3:MediaServiceLocation" minOccurs="0"/>
-                <xsd:element ref="ns3:MediaServiceGenerationTime" minOccurs="0"/>
-                <xsd:element ref="ns3:MediaServiceEventHashCode" minOccurs="0"/>
-                <xsd:element ref="ns3:MediaServiceAutoTags" minOccurs="0"/>
-                <xsd:element ref="ns3:MediaServiceOCR" minOccurs="0"/>
-                <xsd:element ref="ns3:_activity" minOccurs="0"/>
-                <xsd:element ref="ns4:SharedWithUsers" minOccurs="0"/>
-                <xsd:element ref="ns4:SharedWithDetails" minOccurs="0"/>
-                <xsd:element ref="ns4:SharingHintHash" minOccurs="0"/>
-                <xsd:element ref="ns3:MediaServiceObjectDetectorVersions" minOccurs="0"/>
-                <xsd:element ref="ns3:MediaServiceSystemTags" minOccurs="0"/>
-                <xsd:element ref="ns3:MediaLengthInSeconds" minOccurs="0"/>
-                <xsd:element ref="ns3:MediaServiceSearchProperties" minOccurs="0"/>
-              </xsd:all>
-            </xsd:complexType>
-          </xsd:element>
-        </xsd:sequence>
-      </xsd:complexType>
-    </xsd:element>
-  </xsd:schema>
-  <xsd:schema xmlns:xsd="http://www.w3.org/2001/XMLSchema" xmlns:xs="http://www.w3.org/2001/XMLSchema" xmlns:dms="http://schemas.microsoft.com/office/2006/documentManagement/types" xmlns:pc="http://schemas.microsoft.com/office/infopath/2007/PartnerControls" targetNamespace="761e1bb6-b28c-4e0b-a892-78c899116799" elementFormDefault="qualified">
-    <xsd:import namespace="http://schemas.microsoft.com/office/2006/documentManagement/types"/>
-    <xsd:import namespace="http://schemas.microsoft.com/office/infopath/2007/PartnerControls"/>
-    <xsd:element name="MediaServiceMetadata" ma:index="8" nillable="true" ma:displayName="MediaServiceMetadata" ma:hidden="true" ma:internalName="MediaServiceMetadata" ma:readOnly="true">
-      <xsd:simpleType>
-        <xsd:restriction base="dms:Note"/>
-      </xsd:simpleType>
-    </xsd:element>
-    <xsd:element name="MediaServiceFastMetadata" ma:index="9" nillable="true" ma:displayName="MediaServiceFastMetadata" ma:hidden="true" ma:internalName="MediaServiceFastMetadata" ma:readOnly="true">
-      <xsd:simpleType>
-        <xsd:restriction base="dms:Note"/>
-      </xsd:simpleType>
-    </xsd:element>
-    <xsd:element name="MediaServiceAutoKeyPoints" ma:index="10" nillable="true" ma:displayName="MediaServiceAutoKeyPoints" ma:hidden="true" ma:internalName="MediaServiceAutoKeyPoints" ma:readOnly="true">
-      <xsd:simpleType>
-        <xsd:restriction base="dms:Note"/>
-      </xsd:simpleType>
-    </xsd:element>
-    <xsd:element name="MediaServiceKeyPoints" ma:index="11" nillable="true" ma:displayName="KeyPoints" ma:internalName="MediaServiceKeyPoints" ma:readOnly="true">
-      <xsd:simpleType>
-        <xsd:restriction base="dms:Note">
-          <xsd:maxLength value="255"/>
-        </xsd:restriction>
-      </xsd:simpleType>
-    </xsd:element>
-    <xsd:element name="MediaServiceDateTaken" ma:index="12" nillable="true" ma:displayName="MediaServiceDateTaken" ma:hidden="true" ma:internalName="MediaServiceDateTaken" ma:readOnly="true">
-      <xsd:simpleType>
-        <xsd:restriction base="dms:Text"/>
-      </xsd:simpleType>
-    </xsd:element>
-    <xsd:element name="MediaServiceLocation" ma:index="13" nillable="true" ma:displayName="Location" ma:internalName="MediaServiceLocation" ma:readOnly="true">
-      <xsd:simpleType>
-        <xsd:restriction base="dms:Text"/>
-      </xsd:simpleType>
-    </xsd:element>
-    <xsd:element name="MediaServiceGenerationTime" ma:index="14" nillable="true" ma:displayName="MediaServiceGenerationTime" ma:hidden="true" ma:internalName="MediaServiceGenerationTime" ma:readOnly="true">
-      <xsd:simpleType>
-        <xsd:restriction base="dms:Text"/>
-      </xsd:simpleType>
-    </xsd:element>
-    <xsd:element name="MediaServiceEventHashCode" ma:index="15" nillable="true" ma:displayName="MediaServiceEventHashCode" ma:hidden="true" ma:internalName="MediaServiceEventHashCode" ma:readOnly="true">
-      <xsd:simpleType>
-        <xsd:restriction base="dms:Text"/>
-      </xsd:simpleType>
-    </xsd:element>
-    <xsd:element name="MediaServiceAutoTags" ma:index="16" nillable="true" ma:displayName="Tags" ma:internalName="MediaServiceAutoTags" ma:readOnly="true">
-      <xsd:simpleType>
-        <xsd:restriction base="dms:Text"/>
-      </xsd:simpleType>
-    </xsd:element>
-    <xsd:element name="MediaServiceOCR" ma:index="17" nillable="true" ma:displayName="Extracted Text" ma:internalName="MediaServiceOCR" ma:readOnly="true">
-      <xsd:simpleType>
-        <xsd:restriction base="dms:Note">
-          <xsd:maxLength value="255"/>
-        </xsd:restriction>
-      </xsd:simpleType>
-    </xsd:element>
-    <xsd:element name="_activity" ma:index="18" nillable="true" ma:displayName="_activity" ma:hidden="true" ma:internalName="_activity">
-      <xsd:simpleType>
-        <xsd:restriction base="dms:Note"/>
-      </xsd:simpleType>
-    </xsd:element>
-    <xsd:element name="MediaServiceObjectDetectorVersions" ma:index="22" nillable="true" ma:displayName="MediaServiceObjectDetectorVersions" ma:hidden="true" ma:indexed="true" ma:internalName="MediaServiceObjectDetectorVersions" ma:readOnly="true">
-      <xsd:simpleType>
-        <xsd:restriction base="dms:Text"/>
-      </xsd:simpleType>
-    </xsd:element>
-    <xsd:element name="MediaServiceSystemTags" ma:index="23" nillable="true" ma:displayName="MediaServiceSystemTags" ma:hidden="true" ma:internalName="MediaServiceSystemTags" ma:readOnly="true">
-      <xsd:simpleType>
-        <xsd:restriction base="dms:Note"/>
-      </xsd:simpleType>
-    </xsd:element>
-    <xsd:element name="MediaLengthInSeconds" ma:index="24" nillable="true" ma:displayName="MediaLengthInSeconds" ma:hidden="true" ma:internalName="MediaLengthInSeconds" ma:readOnly="true">
-      <xsd:simpleType>
-        <xsd:restriction base="dms:Unknown"/>
-      </xsd:simpleType>
-    </xsd:element>
-    <xsd:element name="MediaServiceSearchProperties" ma:index="25" nillable="true" ma:displayName="MediaServiceSearchProperties" ma:hidden="true" ma:internalName="MediaServiceSearchProperties" ma:readOnly="true">
-      <xsd:simpleType>
-        <xsd:restriction base="dms:Note"/>
-      </xsd:simpleType>
-    </xsd:element>
-  </xsd:schema>
-  <xsd:schema xmlns:xsd="http://www.w3.org/2001/XMLSchema" xmlns:xs="http://www.w3.org/2001/XMLSchema" xmlns:dms="http://schemas.microsoft.com/office/2006/documentManagement/types" xmlns:pc="http://schemas.microsoft.com/office/infopath/2007/PartnerControls" targetNamespace="a809482f-1366-4629-a263-bdb79fbb0e7e" elementFormDefault="qualified">
-    <xsd:import namespace="http://schemas.microsoft.com/office/2006/documentManagement/types"/>
-    <xsd:import namespace="http://schemas.microsoft.com/office/infopath/2007/PartnerControls"/>
-    <xsd:element name="SharedWithUsers" ma:index="19" nillable="true" ma:displayName="Shared With" ma:internalName="SharedWithUsers" ma:readOnly="true">
-      <xsd:complexType>
-        <xsd:complexContent>
-          <xsd:extension base="dms:UserMulti">
-            <xsd:sequence>
-              <xsd:element name="UserInfo" minOccurs="0" maxOccurs="unbounded">
-                <xsd:complexType>
-                  <xsd:sequence>
-                    <xsd:element name="DisplayName" type="xsd:string" minOccurs="0"/>
-                    <xsd:element name="AccountId" type="dms:UserId" minOccurs="0" nillable="true"/>
-                    <xsd:element name="AccountType" type="xsd:string" minOccurs="0"/>
-                  </xsd:sequence>
-                </xsd:complexType>
-              </xsd:element>
-            </xsd:sequence>
-          </xsd:extension>
-        </xsd:complexContent>
-      </xsd:complexType>
-    </xsd:element>
-    <xsd:element name="SharedWithDetails" ma:index="20" nillable="true" ma:displayName="Shared With Details" ma:internalName="SharedWithDetails" ma:readOnly="true">
-      <xsd:simpleType>
-        <xsd:restriction base="dms:Note">
-          <xsd:maxLength value="255"/>
-        </xsd:restriction>
-      </xsd:simpleType>
-    </xsd:element>
-    <xsd:element name="SharingHintHash" ma:index="21" nillable="true" ma:displayName="Sharing Hint Hash" ma:hidden="true" ma:internalName="SharingHintHash" ma:readOnly="true">
-      <xsd:simpleType>
-        <xsd:restriction base="dms:Text"/>
-      </xsd:simpleType>
-    </xsd:element>
-  </xsd:schema>
-  <xsd:schema xmlns="http://schemas.openxmlformats.org/package/2006/metadata/core-properties" xmlns:xsd="http://www.w3.org/2001/XMLSchema" xmlns:xsi="http://www.w3.org/2001/XMLSchema-instance" xmlns:dc="http://purl.org/dc/elements/1.1/" xmlns:dcterms="http://purl.org/dc/terms/" xmlns:odoc="http://schemas.microsoft.com/internal/obd" targetNamespace="http://schemas.openxmlformats.org/package/2006/metadata/core-properties" elementFormDefault="qualified" attributeFormDefault="unqualified" blockDefault="#all">
-    <xsd:import namespace="http://purl.org/dc/elements/1.1/" schemaLocation="http://dublincore.org/schemas/xmls/qdc/2003/04/02/dc.xsd"/>
-    <xsd:import namespace="http://purl.org/dc/terms/" schemaLocation="http://dublincore.org/schemas/xmls/qdc/2003/04/02/dcterms.xsd"/>
-    <xsd:element name="coreProperties" type="CT_coreProperties"/>
-    <xsd:complexType name="CT_coreProperties">
-      <xsd:all>
-        <xsd:element ref="dc:creator" minOccurs="0" maxOccurs="1"/>
-        <xsd:element ref="dcterms:created" minOccurs="0" maxOccurs="1"/>
-        <xsd:element ref="dc:identifier" minOccurs="0" maxOccurs="1"/>
-        <xsd:element name="contentType" minOccurs="0" maxOccurs="1" type="xsd:string" ma:index="0" ma:displayName="Content Type"/>
-        <xsd:element ref="dc:title" minOccurs="0" maxOccurs="1" ma:index="4" ma:displayName="Title"/>
-        <xsd:element ref="dc:subject" minOccurs="0" maxOccurs="1"/>
-        <xsd:element ref="dc:description" minOccurs="0" maxOccurs="1"/>
-        <xsd:element name="keywords" minOccurs="0" maxOccurs="1" type="xsd:string"/>
-        <xsd:element ref="dc:language" minOccurs="0" maxOccurs="1"/>
-        <xsd:element name="category" minOccurs="0" maxOccurs="1" type="xsd:string"/>
-        <xsd:element name="version" minOccurs="0" maxOccurs="1" type="xsd:string"/>
-        <xsd:element name="revision" minOccurs="0" maxOccurs="1" type="xsd:string">
-          <xsd:annotation>
-            <xsd:documentation>
-                        This value indicates the number of saves or revisions. The application is responsible for updating this value after each revision.
-                    </xsd:documentation>
-          </xsd:annotation>
-        </xsd:element>
-        <xsd:element name="lastModifiedBy" minOccurs="0" maxOccurs="1" type="xsd:string"/>
-        <xsd:element ref="dcterms:modified" minOccurs="0" maxOccurs="1"/>
-        <xsd:element name="contentStatus" minOccurs="0" maxOccurs="1" type="xsd:string"/>
-      </xsd:all>
-    </xsd:complexType>
-  </xsd:schema>
-  <xs:schema xmlns:pc="http://schemas.microsoft.com/office/infopath/2007/PartnerControls" xmlns:xs="http://www.w3.org/2001/XMLSchema" targetNamespace="http://schemas.microsoft.com/office/infopath/2007/PartnerControls" elementFormDefault="qualified" attributeFormDefault="unqualified">
-    <xs:element name="Person">
-      <xs:complexType>
-        <xs:sequence>
-          <xs:element ref="pc:DisplayName" minOccurs="0"/>
-          <xs:element ref="pc:AccountId" minOccurs="0"/>
-          <xs:element ref="pc:AccountType" minOccurs="0"/>
-        </xs:sequence>
-      </xs:complexType>
-    </xs:element>
-    <xs:element name="DisplayName" type="xs:string"/>
-    <xs:element name="AccountId" type="xs:string"/>
-    <xs:element name="AccountType" type="xs:string"/>
-    <xs:element name="BDCAssociatedEntity">
-      <xs:complexType>
-        <xs:sequence>
-          <xs:element ref="pc:BDCEntity" minOccurs="0" maxOccurs="unbounded"/>
-        </xs:sequence>
-        <xs:attribute ref="pc:EntityNamespace"/>
-        <xs:attribute ref="pc:EntityName"/>
-        <xs:attribute ref="pc:SystemInstanceName"/>
-        <xs:attribute ref="pc:AssociationName"/>
-      </xs:complexType>
-    </xs:element>
-    <xs:attribute name="EntityNamespace" type="xs:string"/>
-    <xs:attribute name="EntityName" type="xs:string"/>
-    <xs:attribute name="SystemInstanceName" type="xs:string"/>
-    <xs:attribute name="AssociationName" type="xs:string"/>
-    <xs:element name="BDCEntity">
-      <xs:complexType>
-        <xs:sequence>
-          <xs:element ref="pc:EntityDisplayName" minOccurs="0"/>
-          <xs:element ref="pc:EntityInstanceReference" minOccurs="0"/>
-          <xs:element ref="pc:EntityId1" minOccurs="0"/>
-          <xs:element ref="pc:EntityId2" minOccurs="0"/>
-          <xs:element ref="pc:EntityId3" minOccurs="0"/>
-          <xs:element ref="pc:EntityId4" minOccurs="0"/>
-          <xs:element ref="pc:EntityId5" minOccurs="0"/>
-        </xs:sequence>
-      </xs:complexType>
-    </xs:element>
-    <xs:element name="EntityDisplayName" type="xs:string"/>
-    <xs:element name="EntityInstanceReference" type="xs:string"/>
-    <xs:element name="EntityId1" type="xs:string"/>
-    <xs:element name="EntityId2" type="xs:string"/>
-    <xs:element name="EntityId3" type="xs:string"/>
-    <xs:element name="EntityId4" type="xs:string"/>
-    <xs:element name="EntityId5" type="xs:string"/>
-    <xs:element name="Terms">
-      <xs:complexType>
-        <xs:sequence>
-          <xs:element ref="pc:TermInfo" minOccurs="0" maxOccurs="unbounded"/>
-        </xs:sequence>
-      </xs:complexType>
-    </xs:element>
-    <xs:element name="TermInfo">
-      <xs:complexType>
-        <xs:sequence>
-          <xs:element ref="pc:TermName" minOccurs="0"/>
-          <xs:element ref="pc:TermId" minOccurs="0"/>
-        </xs:sequence>
-      </xs:complexType>
-    </xs:element>
-    <xs:element name="TermName" type="xs:string"/>
-    <xs:element name="TermId" type="xs:string"/>
-  </xs:schema>
-</ct:contentTypeSchema>
-</file>
-
-<file path=customXml/item2.xml><?xml version="1.0" encoding="utf-8"?>
 <b:Sources xmlns:b="http://schemas.openxmlformats.org/officeDocument/2006/bibliography" xmlns="http://schemas.openxmlformats.org/officeDocument/2006/bibliography" SelectedStyle="\IEEE2006OfficeOnline.xsl" StyleName="IEEE" Version="2006">
   <b:Source>
     <b:Tag>Ten24</b:Tag>
@@ -7314,7 +7042,268 @@
 </b:Sources>
 </file>
 
+<file path=customXml/item2.xml><?xml version="1.0" encoding="utf-8"?>
+<ct:contentTypeSchema xmlns:ct="http://schemas.microsoft.com/office/2006/metadata/contentType" xmlns:ma="http://schemas.microsoft.com/office/2006/metadata/properties/metaAttributes" ct:_="" ma:_="" ma:contentTypeName="Document" ma:contentTypeID="0x0101003472F504C277E84686737AC98AD0BEDB" ma:contentTypeVersion="18" ma:contentTypeDescription="Create a new document." ma:contentTypeScope="" ma:versionID="c1947d7723aaf65d5f6310f0e7c96ff3">
+  <xsd:schema xmlns:xsd="http://www.w3.org/2001/XMLSchema" xmlns:xs="http://www.w3.org/2001/XMLSchema" xmlns:p="http://schemas.microsoft.com/office/2006/metadata/properties" xmlns:ns3="761e1bb6-b28c-4e0b-a892-78c899116799" xmlns:ns4="a809482f-1366-4629-a263-bdb79fbb0e7e" targetNamespace="http://schemas.microsoft.com/office/2006/metadata/properties" ma:root="true" ma:fieldsID="ffcb46b6cf754ac9b817c79d10b5bfe8" ns3:_="" ns4:_="">
+    <xsd:import namespace="761e1bb6-b28c-4e0b-a892-78c899116799"/>
+    <xsd:import namespace="a809482f-1366-4629-a263-bdb79fbb0e7e"/>
+    <xsd:element name="properties">
+      <xsd:complexType>
+        <xsd:sequence>
+          <xsd:element name="documentManagement">
+            <xsd:complexType>
+              <xsd:all>
+                <xsd:element ref="ns3:MediaServiceMetadata" minOccurs="0"/>
+                <xsd:element ref="ns3:MediaServiceFastMetadata" minOccurs="0"/>
+                <xsd:element ref="ns3:MediaServiceAutoKeyPoints" minOccurs="0"/>
+                <xsd:element ref="ns3:MediaServiceKeyPoints" minOccurs="0"/>
+                <xsd:element ref="ns3:MediaServiceDateTaken" minOccurs="0"/>
+                <xsd:element ref="ns3:MediaServiceLocation" minOccurs="0"/>
+                <xsd:element ref="ns3:MediaServiceGenerationTime" minOccurs="0"/>
+                <xsd:element ref="ns3:MediaServiceEventHashCode" minOccurs="0"/>
+                <xsd:element ref="ns3:MediaServiceAutoTags" minOccurs="0"/>
+                <xsd:element ref="ns3:MediaServiceOCR" minOccurs="0"/>
+                <xsd:element ref="ns3:_activity" minOccurs="0"/>
+                <xsd:element ref="ns4:SharedWithUsers" minOccurs="0"/>
+                <xsd:element ref="ns4:SharedWithDetails" minOccurs="0"/>
+                <xsd:element ref="ns4:SharingHintHash" minOccurs="0"/>
+                <xsd:element ref="ns3:MediaServiceObjectDetectorVersions" minOccurs="0"/>
+                <xsd:element ref="ns3:MediaServiceSystemTags" minOccurs="0"/>
+                <xsd:element ref="ns3:MediaLengthInSeconds" minOccurs="0"/>
+                <xsd:element ref="ns3:MediaServiceSearchProperties" minOccurs="0"/>
+              </xsd:all>
+            </xsd:complexType>
+          </xsd:element>
+        </xsd:sequence>
+      </xsd:complexType>
+    </xsd:element>
+  </xsd:schema>
+  <xsd:schema xmlns:xsd="http://www.w3.org/2001/XMLSchema" xmlns:xs="http://www.w3.org/2001/XMLSchema" xmlns:dms="http://schemas.microsoft.com/office/2006/documentManagement/types" xmlns:pc="http://schemas.microsoft.com/office/infopath/2007/PartnerControls" targetNamespace="761e1bb6-b28c-4e0b-a892-78c899116799" elementFormDefault="qualified">
+    <xsd:import namespace="http://schemas.microsoft.com/office/2006/documentManagement/types"/>
+    <xsd:import namespace="http://schemas.microsoft.com/office/infopath/2007/PartnerControls"/>
+    <xsd:element name="MediaServiceMetadata" ma:index="8" nillable="true" ma:displayName="MediaServiceMetadata" ma:hidden="true" ma:internalName="MediaServiceMetadata" ma:readOnly="true">
+      <xsd:simpleType>
+        <xsd:restriction base="dms:Note"/>
+      </xsd:simpleType>
+    </xsd:element>
+    <xsd:element name="MediaServiceFastMetadata" ma:index="9" nillable="true" ma:displayName="MediaServiceFastMetadata" ma:hidden="true" ma:internalName="MediaServiceFastMetadata" ma:readOnly="true">
+      <xsd:simpleType>
+        <xsd:restriction base="dms:Note"/>
+      </xsd:simpleType>
+    </xsd:element>
+    <xsd:element name="MediaServiceAutoKeyPoints" ma:index="10" nillable="true" ma:displayName="MediaServiceAutoKeyPoints" ma:hidden="true" ma:internalName="MediaServiceAutoKeyPoints" ma:readOnly="true">
+      <xsd:simpleType>
+        <xsd:restriction base="dms:Note"/>
+      </xsd:simpleType>
+    </xsd:element>
+    <xsd:element name="MediaServiceKeyPoints" ma:index="11" nillable="true" ma:displayName="KeyPoints" ma:internalName="MediaServiceKeyPoints" ma:readOnly="true">
+      <xsd:simpleType>
+        <xsd:restriction base="dms:Note">
+          <xsd:maxLength value="255"/>
+        </xsd:restriction>
+      </xsd:simpleType>
+    </xsd:element>
+    <xsd:element name="MediaServiceDateTaken" ma:index="12" nillable="true" ma:displayName="MediaServiceDateTaken" ma:hidden="true" ma:internalName="MediaServiceDateTaken" ma:readOnly="true">
+      <xsd:simpleType>
+        <xsd:restriction base="dms:Text"/>
+      </xsd:simpleType>
+    </xsd:element>
+    <xsd:element name="MediaServiceLocation" ma:index="13" nillable="true" ma:displayName="Location" ma:internalName="MediaServiceLocation" ma:readOnly="true">
+      <xsd:simpleType>
+        <xsd:restriction base="dms:Text"/>
+      </xsd:simpleType>
+    </xsd:element>
+    <xsd:element name="MediaServiceGenerationTime" ma:index="14" nillable="true" ma:displayName="MediaServiceGenerationTime" ma:hidden="true" ma:internalName="MediaServiceGenerationTime" ma:readOnly="true">
+      <xsd:simpleType>
+        <xsd:restriction base="dms:Text"/>
+      </xsd:simpleType>
+    </xsd:element>
+    <xsd:element name="MediaServiceEventHashCode" ma:index="15" nillable="true" ma:displayName="MediaServiceEventHashCode" ma:hidden="true" ma:internalName="MediaServiceEventHashCode" ma:readOnly="true">
+      <xsd:simpleType>
+        <xsd:restriction base="dms:Text"/>
+      </xsd:simpleType>
+    </xsd:element>
+    <xsd:element name="MediaServiceAutoTags" ma:index="16" nillable="true" ma:displayName="Tags" ma:internalName="MediaServiceAutoTags" ma:readOnly="true">
+      <xsd:simpleType>
+        <xsd:restriction base="dms:Text"/>
+      </xsd:simpleType>
+    </xsd:element>
+    <xsd:element name="MediaServiceOCR" ma:index="17" nillable="true" ma:displayName="Extracted Text" ma:internalName="MediaServiceOCR" ma:readOnly="true">
+      <xsd:simpleType>
+        <xsd:restriction base="dms:Note">
+          <xsd:maxLength value="255"/>
+        </xsd:restriction>
+      </xsd:simpleType>
+    </xsd:element>
+    <xsd:element name="_activity" ma:index="18" nillable="true" ma:displayName="_activity" ma:hidden="true" ma:internalName="_activity">
+      <xsd:simpleType>
+        <xsd:restriction base="dms:Note"/>
+      </xsd:simpleType>
+    </xsd:element>
+    <xsd:element name="MediaServiceObjectDetectorVersions" ma:index="22" nillable="true" ma:displayName="MediaServiceObjectDetectorVersions" ma:hidden="true" ma:indexed="true" ma:internalName="MediaServiceObjectDetectorVersions" ma:readOnly="true">
+      <xsd:simpleType>
+        <xsd:restriction base="dms:Text"/>
+      </xsd:simpleType>
+    </xsd:element>
+    <xsd:element name="MediaServiceSystemTags" ma:index="23" nillable="true" ma:displayName="MediaServiceSystemTags" ma:hidden="true" ma:internalName="MediaServiceSystemTags" ma:readOnly="true">
+      <xsd:simpleType>
+        <xsd:restriction base="dms:Note"/>
+      </xsd:simpleType>
+    </xsd:element>
+    <xsd:element name="MediaLengthInSeconds" ma:index="24" nillable="true" ma:displayName="MediaLengthInSeconds" ma:hidden="true" ma:internalName="MediaLengthInSeconds" ma:readOnly="true">
+      <xsd:simpleType>
+        <xsd:restriction base="dms:Unknown"/>
+      </xsd:simpleType>
+    </xsd:element>
+    <xsd:element name="MediaServiceSearchProperties" ma:index="25" nillable="true" ma:displayName="MediaServiceSearchProperties" ma:hidden="true" ma:internalName="MediaServiceSearchProperties" ma:readOnly="true">
+      <xsd:simpleType>
+        <xsd:restriction base="dms:Note"/>
+      </xsd:simpleType>
+    </xsd:element>
+  </xsd:schema>
+  <xsd:schema xmlns:xsd="http://www.w3.org/2001/XMLSchema" xmlns:xs="http://www.w3.org/2001/XMLSchema" xmlns:dms="http://schemas.microsoft.com/office/2006/documentManagement/types" xmlns:pc="http://schemas.microsoft.com/office/infopath/2007/PartnerControls" targetNamespace="a809482f-1366-4629-a263-bdb79fbb0e7e" elementFormDefault="qualified">
+    <xsd:import namespace="http://schemas.microsoft.com/office/2006/documentManagement/types"/>
+    <xsd:import namespace="http://schemas.microsoft.com/office/infopath/2007/PartnerControls"/>
+    <xsd:element name="SharedWithUsers" ma:index="19" nillable="true" ma:displayName="Shared With" ma:internalName="SharedWithUsers" ma:readOnly="true">
+      <xsd:complexType>
+        <xsd:complexContent>
+          <xsd:extension base="dms:UserMulti">
+            <xsd:sequence>
+              <xsd:element name="UserInfo" minOccurs="0" maxOccurs="unbounded">
+                <xsd:complexType>
+                  <xsd:sequence>
+                    <xsd:element name="DisplayName" type="xsd:string" minOccurs="0"/>
+                    <xsd:element name="AccountId" type="dms:UserId" minOccurs="0" nillable="true"/>
+                    <xsd:element name="AccountType" type="xsd:string" minOccurs="0"/>
+                  </xsd:sequence>
+                </xsd:complexType>
+              </xsd:element>
+            </xsd:sequence>
+          </xsd:extension>
+        </xsd:complexContent>
+      </xsd:complexType>
+    </xsd:element>
+    <xsd:element name="SharedWithDetails" ma:index="20" nillable="true" ma:displayName="Shared With Details" ma:internalName="SharedWithDetails" ma:readOnly="true">
+      <xsd:simpleType>
+        <xsd:restriction base="dms:Note">
+          <xsd:maxLength value="255"/>
+        </xsd:restriction>
+      </xsd:simpleType>
+    </xsd:element>
+    <xsd:element name="SharingHintHash" ma:index="21" nillable="true" ma:displayName="Sharing Hint Hash" ma:hidden="true" ma:internalName="SharingHintHash" ma:readOnly="true">
+      <xsd:simpleType>
+        <xsd:restriction base="dms:Text"/>
+      </xsd:simpleType>
+    </xsd:element>
+  </xsd:schema>
+  <xsd:schema xmlns="http://schemas.openxmlformats.org/package/2006/metadata/core-properties" xmlns:xsd="http://www.w3.org/2001/XMLSchema" xmlns:xsi="http://www.w3.org/2001/XMLSchema-instance" xmlns:dc="http://purl.org/dc/elements/1.1/" xmlns:dcterms="http://purl.org/dc/terms/" xmlns:odoc="http://schemas.microsoft.com/internal/obd" targetNamespace="http://schemas.openxmlformats.org/package/2006/metadata/core-properties" elementFormDefault="qualified" attributeFormDefault="unqualified" blockDefault="#all">
+    <xsd:import namespace="http://purl.org/dc/elements/1.1/" schemaLocation="http://dublincore.org/schemas/xmls/qdc/2003/04/02/dc.xsd"/>
+    <xsd:import namespace="http://purl.org/dc/terms/" schemaLocation="http://dublincore.org/schemas/xmls/qdc/2003/04/02/dcterms.xsd"/>
+    <xsd:element name="coreProperties" type="CT_coreProperties"/>
+    <xsd:complexType name="CT_coreProperties">
+      <xsd:all>
+        <xsd:element ref="dc:creator" minOccurs="0" maxOccurs="1"/>
+        <xsd:element ref="dcterms:created" minOccurs="0" maxOccurs="1"/>
+        <xsd:element ref="dc:identifier" minOccurs="0" maxOccurs="1"/>
+        <xsd:element name="contentType" minOccurs="0" maxOccurs="1" type="xsd:string" ma:index="0" ma:displayName="Content Type"/>
+        <xsd:element ref="dc:title" minOccurs="0" maxOccurs="1" ma:index="4" ma:displayName="Title"/>
+        <xsd:element ref="dc:subject" minOccurs="0" maxOccurs="1"/>
+        <xsd:element ref="dc:description" minOccurs="0" maxOccurs="1"/>
+        <xsd:element name="keywords" minOccurs="0" maxOccurs="1" type="xsd:string"/>
+        <xsd:element ref="dc:language" minOccurs="0" maxOccurs="1"/>
+        <xsd:element name="category" minOccurs="0" maxOccurs="1" type="xsd:string"/>
+        <xsd:element name="version" minOccurs="0" maxOccurs="1" type="xsd:string"/>
+        <xsd:element name="revision" minOccurs="0" maxOccurs="1" type="xsd:string">
+          <xsd:annotation>
+            <xsd:documentation>
+                        This value indicates the number of saves or revisions. The application is responsible for updating this value after each revision.
+                    </xsd:documentation>
+          </xsd:annotation>
+        </xsd:element>
+        <xsd:element name="lastModifiedBy" minOccurs="0" maxOccurs="1" type="xsd:string"/>
+        <xsd:element ref="dcterms:modified" minOccurs="0" maxOccurs="1"/>
+        <xsd:element name="contentStatus" minOccurs="0" maxOccurs="1" type="xsd:string"/>
+      </xsd:all>
+    </xsd:complexType>
+  </xsd:schema>
+  <xs:schema xmlns:pc="http://schemas.microsoft.com/office/infopath/2007/PartnerControls" xmlns:xs="http://www.w3.org/2001/XMLSchema" targetNamespace="http://schemas.microsoft.com/office/infopath/2007/PartnerControls" elementFormDefault="qualified" attributeFormDefault="unqualified">
+    <xs:element name="Person">
+      <xs:complexType>
+        <xs:sequence>
+          <xs:element ref="pc:DisplayName" minOccurs="0"/>
+          <xs:element ref="pc:AccountId" minOccurs="0"/>
+          <xs:element ref="pc:AccountType" minOccurs="0"/>
+        </xs:sequence>
+      </xs:complexType>
+    </xs:element>
+    <xs:element name="DisplayName" type="xs:string"/>
+    <xs:element name="AccountId" type="xs:string"/>
+    <xs:element name="AccountType" type="xs:string"/>
+    <xs:element name="BDCAssociatedEntity">
+      <xs:complexType>
+        <xs:sequence>
+          <xs:element ref="pc:BDCEntity" minOccurs="0" maxOccurs="unbounded"/>
+        </xs:sequence>
+        <xs:attribute ref="pc:EntityNamespace"/>
+        <xs:attribute ref="pc:EntityName"/>
+        <xs:attribute ref="pc:SystemInstanceName"/>
+        <xs:attribute ref="pc:AssociationName"/>
+      </xs:complexType>
+    </xs:element>
+    <xs:attribute name="EntityNamespace" type="xs:string"/>
+    <xs:attribute name="EntityName" type="xs:string"/>
+    <xs:attribute name="SystemInstanceName" type="xs:string"/>
+    <xs:attribute name="AssociationName" type="xs:string"/>
+    <xs:element name="BDCEntity">
+      <xs:complexType>
+        <xs:sequence>
+          <xs:element ref="pc:EntityDisplayName" minOccurs="0"/>
+          <xs:element ref="pc:EntityInstanceReference" minOccurs="0"/>
+          <xs:element ref="pc:EntityId1" minOccurs="0"/>
+          <xs:element ref="pc:EntityId2" minOccurs="0"/>
+          <xs:element ref="pc:EntityId3" minOccurs="0"/>
+          <xs:element ref="pc:EntityId4" minOccurs="0"/>
+          <xs:element ref="pc:EntityId5" minOccurs="0"/>
+        </xs:sequence>
+      </xs:complexType>
+    </xs:element>
+    <xs:element name="EntityDisplayName" type="xs:string"/>
+    <xs:element name="EntityInstanceReference" type="xs:string"/>
+    <xs:element name="EntityId1" type="xs:string"/>
+    <xs:element name="EntityId2" type="xs:string"/>
+    <xs:element name="EntityId3" type="xs:string"/>
+    <xs:element name="EntityId4" type="xs:string"/>
+    <xs:element name="EntityId5" type="xs:string"/>
+    <xs:element name="Terms">
+      <xs:complexType>
+        <xs:sequence>
+          <xs:element ref="pc:TermInfo" minOccurs="0" maxOccurs="unbounded"/>
+        </xs:sequence>
+      </xs:complexType>
+    </xs:element>
+    <xs:element name="TermInfo">
+      <xs:complexType>
+        <xs:sequence>
+          <xs:element ref="pc:TermName" minOccurs="0"/>
+          <xs:element ref="pc:TermId" minOccurs="0"/>
+        </xs:sequence>
+      </xs:complexType>
+    </xs:element>
+    <xs:element name="TermName" type="xs:string"/>
+    <xs:element name="TermId" type="xs:string"/>
+  </xs:schema>
+</ct:contentTypeSchema>
+</file>
+
 <file path=customXml/item3.xml><?xml version="1.0" encoding="utf-8"?>
+<p:properties xmlns:p="http://schemas.microsoft.com/office/2006/metadata/properties" xmlns:xsi="http://www.w3.org/2001/XMLSchema-instance" xmlns:pc="http://schemas.microsoft.com/office/infopath/2007/PartnerControls">
+  <documentManagement>
+    <_activity xmlns="761e1bb6-b28c-4e0b-a892-78c899116799" xsi:nil="true"/>
+  </documentManagement>
+</p:properties>
+</file>
+
+<file path=customXml/item4.xml><?xml version="1.0" encoding="utf-8"?>
 <?mso-contentType ?>
 <FormTemplates xmlns="http://schemas.microsoft.com/sharepoint/v3/contenttype/forms">
   <Display>DocumentLibraryForm</Display>
@@ -7323,15 +7312,15 @@
 </FormTemplates>
 </file>
 
-<file path=customXml/item4.xml><?xml version="1.0" encoding="utf-8"?>
-<p:properties xmlns:p="http://schemas.microsoft.com/office/2006/metadata/properties" xmlns:xsi="http://www.w3.org/2001/XMLSchema-instance" xmlns:pc="http://schemas.microsoft.com/office/infopath/2007/PartnerControls">
-  <documentManagement>
-    <_activity xmlns="761e1bb6-b28c-4e0b-a892-78c899116799" xsi:nil="true"/>
-  </documentManagement>
-</p:properties>
+<file path=customXml/itemProps1.xml><?xml version="1.0" encoding="utf-8"?>
+<ds:datastoreItem xmlns:ds="http://schemas.openxmlformats.org/officeDocument/2006/customXml" ds:itemID="{8D89DA42-8DB5-4623-9719-517C6DC48653}">
+  <ds:schemaRefs>
+    <ds:schemaRef ds:uri="http://schemas.openxmlformats.org/officeDocument/2006/bibliography"/>
+  </ds:schemaRefs>
+</ds:datastoreItem>
 </file>
 
-<file path=customXml/itemProps1.xml><?xml version="1.0" encoding="utf-8"?>
+<file path=customXml/itemProps2.xml><?xml version="1.0" encoding="utf-8"?>
 <ds:datastoreItem xmlns:ds="http://schemas.openxmlformats.org/officeDocument/2006/customXml" ds:itemID="{C0A808AC-635A-413A-9E77-88F21949B792}">
   <ds:schemaRefs>
     <ds:schemaRef ds:uri="http://schemas.microsoft.com/office/2006/metadata/contentType"/>
@@ -7350,35 +7339,20 @@
 </ds:datastoreItem>
 </file>
 
-<file path=customXml/itemProps2.xml><?xml version="1.0" encoding="utf-8"?>
-<ds:datastoreItem xmlns:ds="http://schemas.openxmlformats.org/officeDocument/2006/customXml" ds:itemID="{8D89DA42-8DB5-4623-9719-517C6DC48653}">
+<file path=customXml/itemProps3.xml><?xml version="1.0" encoding="utf-8"?>
+<ds:datastoreItem xmlns:ds="http://schemas.openxmlformats.org/officeDocument/2006/customXml" ds:itemID="{B9700616-56A2-4D43-9BAB-CC53EEADD4E1}">
   <ds:schemaRefs>
-    <ds:schemaRef ds:uri="http://schemas.openxmlformats.org/officeDocument/2006/bibliography"/>
+    <ds:schemaRef ds:uri="http://schemas.microsoft.com/office/2006/metadata/properties"/>
+    <ds:schemaRef ds:uri="http://schemas.microsoft.com/office/infopath/2007/PartnerControls"/>
+    <ds:schemaRef ds:uri="761e1bb6-b28c-4e0b-a892-78c899116799"/>
   </ds:schemaRefs>
 </ds:datastoreItem>
 </file>
 
-<file path=customXml/itemProps3.xml><?xml version="1.0" encoding="utf-8"?>
+<file path=customXml/itemProps4.xml><?xml version="1.0" encoding="utf-8"?>
 <ds:datastoreItem xmlns:ds="http://schemas.openxmlformats.org/officeDocument/2006/customXml" ds:itemID="{DC8A1730-FC25-4EC5-AEA8-30FC02FABE00}">
   <ds:schemaRefs>
     <ds:schemaRef ds:uri="http://schemas.microsoft.com/sharepoint/v3/contenttype/forms"/>
   </ds:schemaRefs>
 </ds:datastoreItem>
-</file>
-
-<file path=customXml/itemProps4.xml><?xml version="1.0" encoding="utf-8"?>
-<ds:datastoreItem xmlns:ds="http://schemas.openxmlformats.org/officeDocument/2006/customXml" ds:itemID="{B9700616-56A2-4D43-9BAB-CC53EEADD4E1}">
-  <ds:schemaRefs>
-    <ds:schemaRef ds:uri="http://schemas.microsoft.com/office/2006/documentManagement/types"/>
-    <ds:schemaRef ds:uri="http://purl.org/dc/dcmitype/"/>
-    <ds:schemaRef ds:uri="http://schemas.microsoft.com/office/2006/metadata/properties"/>
-    <ds:schemaRef ds:uri="http://schemas.microsoft.com/office/infopath/2007/PartnerControls"/>
-    <ds:schemaRef ds:uri="http://schemas.openxmlformats.org/package/2006/metadata/core-properties"/>
-    <ds:schemaRef ds:uri="http://www.w3.org/XML/1998/namespace"/>
-    <ds:schemaRef ds:uri="a809482f-1366-4629-a263-bdb79fbb0e7e"/>
-    <ds:schemaRef ds:uri="761e1bb6-b28c-4e0b-a892-78c899116799"/>
-    <ds:schemaRef ds:uri="http://purl.org/dc/terms/"/>
-    <ds:schemaRef ds:uri="http://purl.org/dc/elements/1.1/"/>
-  </ds:schemaRefs>
-</ds:datastoreItem>
 </file>